--- a/pr-preview/pr-424/proof-writing-tracked-changes.docx
+++ b/pr-preview/pr-424/proof-writing-tracked-changes.docx
@@ -16,7 +16,7 @@
       </w:pPr>
       <w:del w:id="1" w:author="PR Preview" w:date="2026-01-01T00:00:00Z">
         <w:r>
-          <w:delText xml:space="preserve">Last modified: 2026-10-19 12:33:15 (PDT)</w:delText>
+          <w:delText xml:space="preserve">Last modified: 2026-10-19 23:31:34 (PDT)</w:delText>
         </w:r>
       </w:del>
     </w:p>
@@ -26,7 +26,7 @@
       </w:pPr>
       <w:ins w:id="2" w:author="PR Preview" w:date="2026-01-01T00:00:00Z">
         <w:r>
-          <w:t xml:space="preserve">Last modified: 2026-10-19 13:26:01 (PDT)</w:t>
+          <w:t xml:space="preserve">Last modified: 2026-10-19 23:35:06 (PDT)</w:t>
         </w:r>
       </w:ins>
     </w:p>
@@ -777,187 +777,457 @@
       <w:pPr>
         <w:pStyle w:val="FirstParagraph"/>
       </w:pPr>
-      <w:r>
-        <w:rPr>
-          <w:b/>
-          <w:bCs/>
-        </w:rPr>
-        <w:t xml:space="preserve">Definition 3 (Logical connective)</w:t>
-      </w:r>
-      <w:r>
-        <w:t xml:space="preserve"> </w:t>
-      </w:r>
-      <w:r>
-        <w:t xml:space="preserve">A</w:t>
-      </w:r>
-      <w:r>
-        <w:t xml:space="preserve"> </w:t>
-      </w:r>
-      <w:r>
-        <w:rPr>
-          <w:b/>
-          <w:bCs/>
-        </w:rPr>
-        <w:t xml:space="preserve">logical connective</w:t>
-      </w:r>
-      <w:r>
-        <w:t xml:space="preserve"> </w:t>
-      </w:r>
-      <w:r>
-        <w:t xml:space="preserve">[3]</w:t>
-      </w:r>
-      <w:r>
-        <w:t xml:space="preserve"> </w:t>
-      </w:r>
-      <w:r>
-        <w:t xml:space="preserve">builds a new proposition (</w:t>
-      </w:r>
-      <w:hyperlink w:anchor="def-proposition">
+      <w:del w:id="3" w:author="PR Preview" w:date="2026-01-01T00:00:00Z">
         <w:r>
           <w:rPr>
-            <w:rStyle w:val="Hyperlink"/>
+            <w:b/>
+            <w:bCs/>
           </w:rPr>
-          <w:t xml:space="preserve">Definition 1</w:t>
+          <w:delText xml:space="preserve">Definition 3 (Logical connective)</w:delText>
         </w:r>
-      </w:hyperlink>
-      <w:r>
-        <w:t xml:space="preserve">)</w:t>
-      </w:r>
-      <w:r>
-        <w:t xml:space="preserve"> </w:t>
-      </w:r>
-      <w:r>
-        <w:t xml:space="preserve">from one or two propositions</w:t>
-      </w:r>
-      <w:r>
-        <w:t xml:space="preserve"> </w:t>
-      </w:r>
-      <m:oMath>
-        <m:r>
-          <m:t>P</m:t>
-        </m:r>
-      </m:oMath>
-      <w:r>
-        <w:t xml:space="preserve"> </w:t>
-      </w:r>
-      <w:r>
-        <w:t xml:space="preserve">and</w:t>
-      </w:r>
-      <w:r>
-        <w:t xml:space="preserve"> </w:t>
-      </w:r>
-      <m:oMath>
-        <m:r>
-          <m:t>Q</m:t>
-        </m:r>
-      </m:oMath>
-      <w:r>
-        <w:t xml:space="preserve">,</w:t>
-      </w:r>
-      <w:r>
-        <w:t xml:space="preserve"> </w:t>
-      </w:r>
-      <w:r>
-        <w:t xml:space="preserve">with a truth value that depends only on the truth values of</w:t>
-      </w:r>
-      <w:r>
-        <w:t xml:space="preserve"> </w:t>
-      </w:r>
-      <m:oMath>
-        <m:r>
-          <m:t>P</m:t>
-        </m:r>
-      </m:oMath>
-      <w:r>
-        <w:t xml:space="preserve"> </w:t>
-      </w:r>
-      <w:r>
-        <w:t xml:space="preserve">and</w:t>
-      </w:r>
-      <w:r>
-        <w:t xml:space="preserve"> </w:t>
-      </w:r>
-      <m:oMath>
-        <m:r>
-          <m:t>Q</m:t>
-        </m:r>
-      </m:oMath>
-      <w:r>
-        <w:t xml:space="preserve">.</w:t>
-      </w:r>
-      <w:r>
-        <w:t xml:space="preserve"> </w:t>
-      </w:r>
-      <w:r>
-        <w:t xml:space="preserve">These notes use five, defined next:</w:t>
-      </w:r>
-      <w:r>
-        <w:t xml:space="preserve"> </w:t>
-      </w:r>
-      <w:r>
-        <w:t xml:space="preserve">not (</w:t>
-      </w:r>
-      <w:hyperlink w:anchor="def-not">
+      </w:del>
+      <w:del w:id="4" w:author="PR Preview" w:date="2026-01-01T00:00:00Z">
+        <w:r>
+          <w:delText xml:space="preserve"> </w:delText>
+        </w:r>
+      </w:del>
+      <w:del w:id="5" w:author="PR Preview" w:date="2026-01-01T00:00:00Z">
+        <w:r>
+          <w:delText xml:space="preserve">A</w:delText>
+        </w:r>
+      </w:del>
+      <w:del w:id="6" w:author="PR Preview" w:date="2026-01-01T00:00:00Z">
+        <w:r>
+          <w:delText xml:space="preserve"> </w:delText>
+        </w:r>
+      </w:del>
+      <w:del w:id="7" w:author="PR Preview" w:date="2026-01-01T00:00:00Z">
         <w:r>
           <w:rPr>
-            <w:rStyle w:val="Hyperlink"/>
+            <w:b/>
+            <w:bCs/>
           </w:rPr>
-          <w:t xml:space="preserve">Definition 4</w:t>
+          <w:delText xml:space="preserve">logical connective</w:delText>
         </w:r>
+      </w:del>
+      <w:del w:id="8" w:author="PR Preview" w:date="2026-01-01T00:00:00Z">
+        <w:r>
+          <w:delText xml:space="preserve"> </w:delText>
+        </w:r>
+      </w:del>
+      <w:del w:id="9" w:author="PR Preview" w:date="2026-01-01T00:00:00Z">
+        <w:r>
+          <w:delText xml:space="preserve">[3]</w:delText>
+        </w:r>
+      </w:del>
+      <w:del w:id="10" w:author="PR Preview" w:date="2026-01-01T00:00:00Z">
+        <w:r>
+          <w:delText xml:space="preserve"> </w:delText>
+        </w:r>
+      </w:del>
+      <w:del w:id="11" w:author="PR Preview" w:date="2026-01-01T00:00:00Z">
+        <w:r>
+          <w:delText xml:space="preserve">builds a new proposition (</w:delText>
+        </w:r>
+      </w:del>
+      <w:hyperlink w:anchor="def-proposition">
+        <w:del w:id="12" w:author="PR Preview" w:date="2026-01-01T00:00:00Z">
+          <w:r>
+            <w:rPr>
+              <w:rStyle w:val="Hyperlink"/>
+            </w:rPr>
+            <w:delText xml:space="preserve">Definition 1</w:delText>
+          </w:r>
+        </w:del>
       </w:hyperlink>
-      <w:r>
-        <w:t xml:space="preserve">), and (</w:t>
-      </w:r>
+      <w:del w:id="13" w:author="PR Preview" w:date="2026-01-01T00:00:00Z">
+        <w:r>
+          <w:delText xml:space="preserve">)</w:delText>
+        </w:r>
+      </w:del>
+      <w:del w:id="14" w:author="PR Preview" w:date="2026-01-01T00:00:00Z">
+        <w:r>
+          <w:delText xml:space="preserve"> </w:delText>
+        </w:r>
+      </w:del>
+      <w:del w:id="15" w:author="PR Preview" w:date="2026-01-01T00:00:00Z">
+        <w:r>
+          <w:delText xml:space="preserve">from one or two propositions</w:delText>
+        </w:r>
+      </w:del>
+      <w:del w:id="16" w:author="PR Preview" w:date="2026-01-01T00:00:00Z">
+        <w:r>
+          <w:delText xml:space="preserve"> </w:delText>
+        </w:r>
+      </w:del>
+      <m:oMath>
+        <m:r>
+          <m:t>P</m:t>
+        </m:r>
+      </m:oMath>
+      <w:del w:id="17" w:author="PR Preview" w:date="2026-01-01T00:00:00Z">
+        <w:r>
+          <w:delText xml:space="preserve"> </w:delText>
+        </w:r>
+      </w:del>
+      <w:del w:id="18" w:author="PR Preview" w:date="2026-01-01T00:00:00Z">
+        <w:r>
+          <w:delText xml:space="preserve">and</w:delText>
+        </w:r>
+      </w:del>
+      <w:del w:id="19" w:author="PR Preview" w:date="2026-01-01T00:00:00Z">
+        <w:r>
+          <w:delText xml:space="preserve"> </w:delText>
+        </w:r>
+      </w:del>
+      <m:oMath>
+        <m:r>
+          <m:t>Q</m:t>
+        </m:r>
+      </m:oMath>
+      <w:del w:id="20" w:author="PR Preview" w:date="2026-01-01T00:00:00Z">
+        <w:r>
+          <w:delText xml:space="preserve">,</w:delText>
+        </w:r>
+      </w:del>
+      <w:del w:id="21" w:author="PR Preview" w:date="2026-01-01T00:00:00Z">
+        <w:r>
+          <w:delText xml:space="preserve"> </w:delText>
+        </w:r>
+      </w:del>
+      <w:del w:id="22" w:author="PR Preview" w:date="2026-01-01T00:00:00Z">
+        <w:r>
+          <w:delText xml:space="preserve">with a truth value that depends only on the truth values of</w:delText>
+        </w:r>
+      </w:del>
+      <w:del w:id="23" w:author="PR Preview" w:date="2026-01-01T00:00:00Z">
+        <w:r>
+          <w:delText xml:space="preserve"> </w:delText>
+        </w:r>
+      </w:del>
+      <m:oMath>
+        <m:r>
+          <m:t>P</m:t>
+        </m:r>
+      </m:oMath>
+      <w:del w:id="24" w:author="PR Preview" w:date="2026-01-01T00:00:00Z">
+        <w:r>
+          <w:delText xml:space="preserve"> </w:delText>
+        </w:r>
+      </w:del>
+      <w:del w:id="25" w:author="PR Preview" w:date="2026-01-01T00:00:00Z">
+        <w:r>
+          <w:delText xml:space="preserve">and</w:delText>
+        </w:r>
+      </w:del>
+      <w:del w:id="26" w:author="PR Preview" w:date="2026-01-01T00:00:00Z">
+        <w:r>
+          <w:delText xml:space="preserve"> </w:delText>
+        </w:r>
+      </w:del>
+      <m:oMath>
+        <m:r>
+          <m:t>Q</m:t>
+        </m:r>
+      </m:oMath>
+      <w:del w:id="27" w:author="PR Preview" w:date="2026-01-01T00:00:00Z">
+        <w:r>
+          <w:delText xml:space="preserve">.</w:delText>
+        </w:r>
+      </w:del>
+      <w:del w:id="28" w:author="PR Preview" w:date="2026-01-01T00:00:00Z">
+        <w:r>
+          <w:delText xml:space="preserve"> </w:delText>
+        </w:r>
+      </w:del>
+      <w:del w:id="29" w:author="PR Preview" w:date="2026-01-01T00:00:00Z">
+        <w:r>
+          <w:delText xml:space="preserve">These notes use five, defined next:</w:delText>
+        </w:r>
+      </w:del>
+      <w:del w:id="30" w:author="PR Preview" w:date="2026-01-01T00:00:00Z">
+        <w:r>
+          <w:delText xml:space="preserve"> </w:delText>
+        </w:r>
+      </w:del>
+      <w:del w:id="31" w:author="PR Preview" w:date="2026-01-01T00:00:00Z">
+        <w:r>
+          <w:delText xml:space="preserve">not (</w:delText>
+        </w:r>
+      </w:del>
+      <w:hyperlink w:anchor="def-not">
+        <w:del w:id="32" w:author="PR Preview" w:date="2026-01-01T00:00:00Z">
+          <w:r>
+            <w:rPr>
+              <w:rStyle w:val="Hyperlink"/>
+            </w:rPr>
+            <w:delText xml:space="preserve">Definition 4</w:delText>
+          </w:r>
+        </w:del>
+      </w:hyperlink>
+      <w:del w:id="33" w:author="PR Preview" w:date="2026-01-01T00:00:00Z">
+        <w:r>
+          <w:delText xml:space="preserve">), and (</w:delText>
+        </w:r>
+      </w:del>
       <w:hyperlink w:anchor="def-and">
+        <w:del w:id="34" w:author="PR Preview" w:date="2026-01-01T00:00:00Z">
+          <w:r>
+            <w:rPr>
+              <w:rStyle w:val="Hyperlink"/>
+            </w:rPr>
+            <w:delText xml:space="preserve">Definition 5</w:delText>
+          </w:r>
+        </w:del>
+      </w:hyperlink>
+      <w:del w:id="35" w:author="PR Preview" w:date="2026-01-01T00:00:00Z">
+        <w:r>
+          <w:delText xml:space="preserve">), or (</w:delText>
+        </w:r>
+      </w:del>
+      <w:hyperlink w:anchor="def-or">
+        <w:del w:id="36" w:author="PR Preview" w:date="2026-01-01T00:00:00Z">
+          <w:r>
+            <w:rPr>
+              <w:rStyle w:val="Hyperlink"/>
+            </w:rPr>
+            <w:delText xml:space="preserve">Definition 6</w:delText>
+          </w:r>
+        </w:del>
+      </w:hyperlink>
+      <w:del w:id="37" w:author="PR Preview" w:date="2026-01-01T00:00:00Z">
+        <w:r>
+          <w:delText xml:space="preserve">),</w:delText>
+        </w:r>
+      </w:del>
+      <w:del w:id="38" w:author="PR Preview" w:date="2026-01-01T00:00:00Z">
+        <w:r>
+          <w:delText xml:space="preserve"> </w:delText>
+        </w:r>
+      </w:del>
+      <w:del w:id="39" w:author="PR Preview" w:date="2026-01-01T00:00:00Z">
+        <w:r>
+          <w:delText xml:space="preserve">implies (</w:delText>
+        </w:r>
+      </w:del>
+      <w:hyperlink w:anchor="def-implies">
+        <w:del w:id="40" w:author="PR Preview" w:date="2026-01-01T00:00:00Z">
+          <w:r>
+            <w:rPr>
+              <w:rStyle w:val="Hyperlink"/>
+            </w:rPr>
+            <w:delText xml:space="preserve">Definition 7</w:delText>
+          </w:r>
+        </w:del>
+      </w:hyperlink>
+      <w:del w:id="41" w:author="PR Preview" w:date="2026-01-01T00:00:00Z">
+        <w:r>
+          <w:delText xml:space="preserve">), and if and only if (</w:delText>
+        </w:r>
+      </w:del>
+      <w:hyperlink w:anchor="def-iff">
+        <w:del w:id="42" w:author="PR Preview" w:date="2026-01-01T00:00:00Z">
+          <w:r>
+            <w:rPr>
+              <w:rStyle w:val="Hyperlink"/>
+            </w:rPr>
+            <w:delText xml:space="preserve">Definition 8</w:delText>
+          </w:r>
+        </w:del>
+      </w:hyperlink>
+      <w:del w:id="43" w:author="PR Preview" w:date="2026-01-01T00:00:00Z">
+        <w:r>
+          <w:delText xml:space="preserve">).</w:delText>
+        </w:r>
+      </w:del>
+    </w:p>
+    <w:p>
+      <w:pPr>
+        <w:pStyle w:val="FirstParagraph"/>
+      </w:pPr>
+      <w:ins w:id="44" w:author="PR Preview" w:date="2026-01-01T00:00:00Z">
         <w:r>
           <w:rPr>
-            <w:rStyle w:val="Hyperlink"/>
+            <w:b/>
+            <w:bCs/>
           </w:rPr>
-          <w:t xml:space="preserve">Definition 5</w:t>
+          <w:t xml:space="preserve">Definition 3 (Logical connective)</w:t>
         </w:r>
-      </w:hyperlink>
-      <w:r>
-        <w:t xml:space="preserve">), or (</w:t>
-      </w:r>
-      <w:hyperlink w:anchor="def-or">
+      </w:ins>
+      <w:ins w:id="45" w:author="PR Preview" w:date="2026-01-01T00:00:00Z">
+        <w:r>
+          <w:t xml:space="preserve"> </w:t>
+        </w:r>
+      </w:ins>
+      <w:ins w:id="46" w:author="PR Preview" w:date="2026-01-01T00:00:00Z">
+        <w:r>
+          <w:t xml:space="preserve">A</w:t>
+        </w:r>
+      </w:ins>
+      <w:ins w:id="47" w:author="PR Preview" w:date="2026-01-01T00:00:00Z">
+        <w:r>
+          <w:t xml:space="preserve"> </w:t>
+        </w:r>
+      </w:ins>
+      <w:ins w:id="48" w:author="PR Preview" w:date="2026-01-01T00:00:00Z">
         <w:r>
           <w:rPr>
-            <w:rStyle w:val="Hyperlink"/>
+            <w:b/>
+            <w:bCs/>
           </w:rPr>
-          <w:t xml:space="preserve">Definition 6</w:t>
+          <w:t xml:space="preserve">logical connective</w:t>
         </w:r>
+      </w:ins>
+      <w:ins w:id="49" w:author="PR Preview" w:date="2026-01-01T00:00:00Z">
+        <w:r>
+          <w:t xml:space="preserve"> </w:t>
+        </w:r>
+      </w:ins>
+      <w:ins w:id="50" w:author="PR Preview" w:date="2026-01-01T00:00:00Z">
+        <w:r>
+          <w:t xml:space="preserve">[3]</w:t>
+        </w:r>
+      </w:ins>
+      <w:ins w:id="51" w:author="PR Preview" w:date="2026-01-01T00:00:00Z">
+        <w:r>
+          <w:t xml:space="preserve"> </w:t>
+        </w:r>
+      </w:ins>
+      <w:ins w:id="52" w:author="PR Preview" w:date="2026-01-01T00:00:00Z">
+        <w:r>
+          <w:t xml:space="preserve">builds a new proposition (</w:t>
+        </w:r>
+      </w:ins>
+      <w:hyperlink w:anchor="def-proposition">
+        <w:ins w:id="53" w:author="PR Preview" w:date="2026-01-01T00:00:00Z">
+          <w:r>
+            <w:rPr>
+              <w:rStyle w:val="Hyperlink"/>
+            </w:rPr>
+            <w:t xml:space="preserve">Definition 1</w:t>
+          </w:r>
+        </w:ins>
       </w:hyperlink>
-      <w:r>
-        <w:t xml:space="preserve">),</w:t>
-      </w:r>
-      <w:r>
-        <w:t xml:space="preserve"> </w:t>
-      </w:r>
-      <w:r>
-        <w:t xml:space="preserve">implies (</w:t>
-      </w:r>
-      <w:hyperlink w:anchor="def-implies">
+      <w:ins w:id="54" w:author="PR Preview" w:date="2026-01-01T00:00:00Z">
         <w:r>
-          <w:rPr>
-            <w:rStyle w:val="Hyperlink"/>
-          </w:rPr>
-          <w:t xml:space="preserve">Definition 7</w:t>
+          <w:t xml:space="preserve">)</w:t>
         </w:r>
-      </w:hyperlink>
-      <w:r>
-        <w:t xml:space="preserve">), and if and only if (</w:t>
-      </w:r>
-      <w:hyperlink w:anchor="def-iff">
+      </w:ins>
+      <w:ins w:id="55" w:author="PR Preview" w:date="2026-01-01T00:00:00Z">
         <w:r>
-          <w:rPr>
-            <w:rStyle w:val="Hyperlink"/>
-          </w:rPr>
-          <w:t xml:space="preserve">Definition 8</w:t>
+          <w:t xml:space="preserve"> </w:t>
         </w:r>
-      </w:hyperlink>
-      <w:r>
-        <w:t xml:space="preserve">).</w:t>
-      </w:r>
+      </w:ins>
+      <w:ins w:id="56" w:author="PR Preview" w:date="2026-01-01T00:00:00Z">
+        <w:r>
+          <w:t xml:space="preserve">from one or two propositions</w:t>
+        </w:r>
+      </w:ins>
+      <w:ins w:id="57" w:author="PR Preview" w:date="2026-01-01T00:00:00Z">
+        <w:r>
+          <w:t xml:space="preserve"> </w:t>
+        </w:r>
+      </w:ins>
+      <m:oMath>
+        <m:r>
+          <m:t>P</m:t>
+        </m:r>
+      </m:oMath>
+      <w:ins w:id="58" w:author="PR Preview" w:date="2026-01-01T00:00:00Z">
+        <w:r>
+          <w:t xml:space="preserve"> </w:t>
+        </w:r>
+      </w:ins>
+      <w:ins w:id="59" w:author="PR Preview" w:date="2026-01-01T00:00:00Z">
+        <w:r>
+          <w:t xml:space="preserve">and</w:t>
+        </w:r>
+      </w:ins>
+      <w:ins w:id="60" w:author="PR Preview" w:date="2026-01-01T00:00:00Z">
+        <w:r>
+          <w:t xml:space="preserve"> </w:t>
+        </w:r>
+      </w:ins>
+      <m:oMath>
+        <m:r>
+          <m:t>Q</m:t>
+        </m:r>
+      </m:oMath>
+      <w:ins w:id="61" w:author="PR Preview" w:date="2026-01-01T00:00:00Z">
+        <w:r>
+          <w:t xml:space="preserve">,</w:t>
+        </w:r>
+      </w:ins>
+      <w:ins w:id="62" w:author="PR Preview" w:date="2026-01-01T00:00:00Z">
+        <w:r>
+          <w:t xml:space="preserve"> </w:t>
+        </w:r>
+      </w:ins>
+      <w:ins w:id="63" w:author="PR Preview" w:date="2026-01-01T00:00:00Z">
+        <w:r>
+          <w:t xml:space="preserve">with a truth value that depends only on the truth values of</w:t>
+        </w:r>
+      </w:ins>
+      <w:ins w:id="64" w:author="PR Preview" w:date="2026-01-01T00:00:00Z">
+        <w:r>
+          <w:t xml:space="preserve"> </w:t>
+        </w:r>
+      </w:ins>
+      <m:oMath>
+        <m:r>
+          <m:t>P</m:t>
+        </m:r>
+      </m:oMath>
+      <w:ins w:id="65" w:author="PR Preview" w:date="2026-01-01T00:00:00Z">
+        <w:r>
+          <w:t xml:space="preserve"> </w:t>
+        </w:r>
+      </w:ins>
+      <w:ins w:id="66" w:author="PR Preview" w:date="2026-01-01T00:00:00Z">
+        <w:r>
+          <w:t xml:space="preserve">and</w:t>
+        </w:r>
+      </w:ins>
+      <w:ins w:id="67" w:author="PR Preview" w:date="2026-01-01T00:00:00Z">
+        <w:r>
+          <w:t xml:space="preserve"> </w:t>
+        </w:r>
+      </w:ins>
+      <m:oMath>
+        <m:r>
+          <m:t>Q</m:t>
+        </m:r>
+      </m:oMath>
+      <w:ins w:id="68" w:author="PR Preview" w:date="2026-01-01T00:00:00Z">
+        <w:r>
+          <w:t xml:space="preserve">.</w:t>
+        </w:r>
+      </w:ins>
+      <w:ins w:id="69" w:author="PR Preview" w:date="2026-01-01T00:00:00Z">
+        <w:r>
+          <w:t xml:space="preserve"> </w:t>
+        </w:r>
+      </w:ins>
+      <w:ins w:id="70" w:author="PR Preview" w:date="2026-01-01T00:00:00Z">
+        <w:r>
+          <w:t xml:space="preserve">These notes use five, each defined next:</w:t>
+        </w:r>
+      </w:ins>
+      <w:ins w:id="71" w:author="PR Preview" w:date="2026-01-01T00:00:00Z">
+        <w:r>
+          <w:t xml:space="preserve"> </w:t>
+        </w:r>
+      </w:ins>
+      <w:ins w:id="72" w:author="PR Preview" w:date="2026-01-01T00:00:00Z">
+        <w:r>
+          <w:t xml:space="preserve">not, and, or, implies, and if and only if.</w:t>
+        </w:r>
+      </w:ins>
+      <w:ins w:id="73" w:author="PR Preview" w:date="2026-01-01T00:00:00Z">
+        <w:r>
+          <w:t xml:space="preserve"> </w:t>
+        </w:r>
+      </w:ins>
     </w:p>
     <w:bookmarkEnd w:id="14"/>
     <w:bookmarkStart w:id="15" w:name="def-not"/>
@@ -3483,160 +3753,422 @@
       <w:pPr>
         <w:pStyle w:val="FirstParagraph"/>
       </w:pPr>
-      <w:r>
-        <w:rPr>
-          <w:b/>
-          <w:bCs/>
-        </w:rPr>
-        <w:t xml:space="preserve">Definition 9 (Quantifier)</w:t>
-      </w:r>
-      <w:r>
-        <w:t xml:space="preserve"> </w:t>
-      </w:r>
-      <w:r>
-        <w:t xml:space="preserve">A</w:t>
-      </w:r>
-      <w:r>
-        <w:t xml:space="preserve"> </w:t>
-      </w:r>
-      <w:r>
-        <w:rPr>
-          <w:b/>
-          <w:bCs/>
-        </w:rPr>
-        <w:t xml:space="preserve">quantifier</w:t>
-      </w:r>
-      <w:r>
-        <w:t xml:space="preserve"> </w:t>
-      </w:r>
-      <w:r>
-        <w:t xml:space="preserve">[9]</w:t>
-      </w:r>
-      <w:r>
-        <w:t xml:space="preserve"> </w:t>
-      </w:r>
-      <w:r>
-        <w:t xml:space="preserve">turns a predicate</w:t>
-      </w:r>
-      <w:r>
-        <w:t xml:space="preserve"> </w:t>
-      </w:r>
-      <m:oMath>
-        <m:r>
-          <m:t>P</m:t>
-        </m:r>
-        <m:r>
-          <m:rPr>
-            <m:sty m:val="p"/>
-          </m:rPr>
-          <m:t>(</m:t>
-        </m:r>
-        <m:r>
-          <m:t>x</m:t>
-        </m:r>
-        <m:r>
-          <m:rPr>
-            <m:sty m:val="p"/>
-          </m:rPr>
-          <m:t>)</m:t>
-        </m:r>
-      </m:oMath>
-      <w:r>
-        <w:t xml:space="preserve"> </w:t>
-      </w:r>
-      <w:r>
-        <w:t xml:space="preserve">(</w:t>
-      </w:r>
-      <w:hyperlink w:anchor="def-predicate">
+      <w:del w:id="74" w:author="PR Preview" w:date="2026-01-01T00:00:00Z">
         <w:r>
           <w:rPr>
-            <w:rStyle w:val="Hyperlink"/>
+            <w:b/>
+            <w:bCs/>
           </w:rPr>
-          <w:t xml:space="preserve">Definition 2</w:t>
+          <w:delText xml:space="preserve">Definition 9 (Quantifier)</w:delText>
         </w:r>
-      </w:hyperlink>
-      <w:r>
-        <w:t xml:space="preserve">)</w:t>
-      </w:r>
-      <w:r>
-        <w:t xml:space="preserve"> </w:t>
-      </w:r>
-      <w:r>
-        <w:t xml:space="preserve">about the elements</w:t>
-      </w:r>
-      <w:r>
-        <w:t xml:space="preserve"> </w:t>
-      </w:r>
-      <m:oMath>
-        <m:r>
-          <m:t>x</m:t>
-        </m:r>
-      </m:oMath>
-      <w:r>
-        <w:t xml:space="preserve"> </w:t>
-      </w:r>
-      <w:r>
-        <w:t xml:space="preserve">of a set</w:t>
-      </w:r>
-      <w:r>
-        <w:t xml:space="preserve"> </w:t>
-      </w:r>
-      <m:oMath>
-        <m:r>
-          <m:t>S</m:t>
-        </m:r>
-      </m:oMath>
-      <w:r>
-        <w:t xml:space="preserve"> </w:t>
-      </w:r>
-      <w:r>
-        <w:t xml:space="preserve">into a proposition (</w:t>
-      </w:r>
-      <w:hyperlink w:anchor="def-proposition">
+      </w:del>
+      <w:del w:id="75" w:author="PR Preview" w:date="2026-01-01T00:00:00Z">
+        <w:r>
+          <w:delText xml:space="preserve"> </w:delText>
+        </w:r>
+      </w:del>
+      <w:del w:id="76" w:author="PR Preview" w:date="2026-01-01T00:00:00Z">
+        <w:r>
+          <w:delText xml:space="preserve">A</w:delText>
+        </w:r>
+      </w:del>
+      <w:del w:id="77" w:author="PR Preview" w:date="2026-01-01T00:00:00Z">
+        <w:r>
+          <w:delText xml:space="preserve"> </w:delText>
+        </w:r>
+      </w:del>
+      <w:del w:id="78" w:author="PR Preview" w:date="2026-01-01T00:00:00Z">
         <w:r>
           <w:rPr>
-            <w:rStyle w:val="Hyperlink"/>
+            <w:b/>
+            <w:bCs/>
           </w:rPr>
-          <w:t xml:space="preserve">Definition 1</w:t>
+          <w:delText xml:space="preserve">quantifier</w:delText>
         </w:r>
+      </w:del>
+      <w:del w:id="79" w:author="PR Preview" w:date="2026-01-01T00:00:00Z">
+        <w:r>
+          <w:delText xml:space="preserve"> </w:delText>
+        </w:r>
+      </w:del>
+      <w:del w:id="80" w:author="PR Preview" w:date="2026-01-01T00:00:00Z">
+        <w:r>
+          <w:delText xml:space="preserve">[9]</w:delText>
+        </w:r>
+      </w:del>
+      <w:del w:id="81" w:author="PR Preview" w:date="2026-01-01T00:00:00Z">
+        <w:r>
+          <w:delText xml:space="preserve"> </w:delText>
+        </w:r>
+      </w:del>
+      <w:del w:id="82" w:author="PR Preview" w:date="2026-01-01T00:00:00Z">
+        <w:r>
+          <w:delText xml:space="preserve">turns a predicate</w:delText>
+        </w:r>
+      </w:del>
+      <w:del w:id="83" w:author="PR Preview" w:date="2026-01-01T00:00:00Z">
+        <w:r>
+          <w:delText xml:space="preserve"> </w:delText>
+        </w:r>
+      </w:del>
+      <m:oMath>
+        <m:r>
+          <m:t>P</m:t>
+        </m:r>
+        <m:r>
+          <m:rPr>
+            <m:sty m:val="p"/>
+          </m:rPr>
+          <m:t>(</m:t>
+        </m:r>
+        <m:r>
+          <m:t>x</m:t>
+        </m:r>
+        <m:r>
+          <m:rPr>
+            <m:sty m:val="p"/>
+          </m:rPr>
+          <m:t>)</m:t>
+        </m:r>
+      </m:oMath>
+      <w:del w:id="84" w:author="PR Preview" w:date="2026-01-01T00:00:00Z">
+        <w:r>
+          <w:delText xml:space="preserve"> </w:delText>
+        </w:r>
+      </w:del>
+      <w:del w:id="85" w:author="PR Preview" w:date="2026-01-01T00:00:00Z">
+        <w:r>
+          <w:delText xml:space="preserve">(</w:delText>
+        </w:r>
+      </w:del>
+      <w:hyperlink w:anchor="def-predicate">
+        <w:del w:id="86" w:author="PR Preview" w:date="2026-01-01T00:00:00Z">
+          <w:r>
+            <w:rPr>
+              <w:rStyle w:val="Hyperlink"/>
+            </w:rPr>
+            <w:delText xml:space="preserve">Definition 2</w:delText>
+          </w:r>
+        </w:del>
       </w:hyperlink>
-      <w:r>
-        <w:t xml:space="preserve">).</w:t>
-      </w:r>
-      <w:r>
-        <w:t xml:space="preserve"> </w:t>
-      </w:r>
-      <w:r>
-        <w:t xml:space="preserve">There are two: the universal quantifier (</w:t>
-      </w:r>
+      <w:del w:id="87" w:author="PR Preview" w:date="2026-01-01T00:00:00Z">
+        <w:r>
+          <w:delText xml:space="preserve">)</w:delText>
+        </w:r>
+      </w:del>
+      <w:del w:id="88" w:author="PR Preview" w:date="2026-01-01T00:00:00Z">
+        <w:r>
+          <w:delText xml:space="preserve"> </w:delText>
+        </w:r>
+      </w:del>
+      <w:del w:id="89" w:author="PR Preview" w:date="2026-01-01T00:00:00Z">
+        <w:r>
+          <w:delText xml:space="preserve">about the elements</w:delText>
+        </w:r>
+      </w:del>
+      <w:del w:id="90" w:author="PR Preview" w:date="2026-01-01T00:00:00Z">
+        <w:r>
+          <w:delText xml:space="preserve"> </w:delText>
+        </w:r>
+      </w:del>
+      <m:oMath>
+        <m:r>
+          <m:t>x</m:t>
+        </m:r>
+      </m:oMath>
+      <w:del w:id="91" w:author="PR Preview" w:date="2026-01-01T00:00:00Z">
+        <w:r>
+          <w:delText xml:space="preserve"> </w:delText>
+        </w:r>
+      </w:del>
+      <w:del w:id="92" w:author="PR Preview" w:date="2026-01-01T00:00:00Z">
+        <w:r>
+          <w:delText xml:space="preserve">of a set</w:delText>
+        </w:r>
+      </w:del>
+      <w:del w:id="93" w:author="PR Preview" w:date="2026-01-01T00:00:00Z">
+        <w:r>
+          <w:delText xml:space="preserve"> </w:delText>
+        </w:r>
+      </w:del>
+      <m:oMath>
+        <m:r>
+          <m:t>S</m:t>
+        </m:r>
+      </m:oMath>
+      <w:del w:id="94" w:author="PR Preview" w:date="2026-01-01T00:00:00Z">
+        <w:r>
+          <w:delText xml:space="preserve"> </w:delText>
+        </w:r>
+      </w:del>
+      <w:del w:id="95" w:author="PR Preview" w:date="2026-01-01T00:00:00Z">
+        <w:r>
+          <w:delText xml:space="preserve">into a proposition (</w:delText>
+        </w:r>
+      </w:del>
+      <w:hyperlink w:anchor="def-proposition">
+        <w:del w:id="96" w:author="PR Preview" w:date="2026-01-01T00:00:00Z">
+          <w:r>
+            <w:rPr>
+              <w:rStyle w:val="Hyperlink"/>
+            </w:rPr>
+            <w:delText xml:space="preserve">Definition 1</w:delText>
+          </w:r>
+        </w:del>
+      </w:hyperlink>
+      <w:del w:id="97" w:author="PR Preview" w:date="2026-01-01T00:00:00Z">
+        <w:r>
+          <w:delText xml:space="preserve">).</w:delText>
+        </w:r>
+      </w:del>
+      <w:del w:id="98" w:author="PR Preview" w:date="2026-01-01T00:00:00Z">
+        <w:r>
+          <w:delText xml:space="preserve"> </w:delText>
+        </w:r>
+      </w:del>
+      <w:del w:id="99" w:author="PR Preview" w:date="2026-01-01T00:00:00Z">
+        <w:r>
+          <w:delText xml:space="preserve">There are two: the universal quantifier (</w:delText>
+        </w:r>
+      </w:del>
       <w:hyperlink w:anchor="def-universal-quantifier">
+        <w:del w:id="100" w:author="PR Preview" w:date="2026-01-01T00:00:00Z">
+          <w:r>
+            <w:rPr>
+              <w:rStyle w:val="Hyperlink"/>
+            </w:rPr>
+            <w:delText xml:space="preserve">Definition 10</w:delText>
+          </w:r>
+        </w:del>
+      </w:hyperlink>
+      <w:del w:id="101" w:author="PR Preview" w:date="2026-01-01T00:00:00Z">
+        <w:r>
+          <w:delText xml:space="preserve">)</w:delText>
+        </w:r>
+      </w:del>
+      <w:del w:id="102" w:author="PR Preview" w:date="2026-01-01T00:00:00Z">
+        <w:r>
+          <w:delText xml:space="preserve"> </w:delText>
+        </w:r>
+      </w:del>
+      <w:del w:id="103" w:author="PR Preview" w:date="2026-01-01T00:00:00Z">
+        <w:r>
+          <w:delText xml:space="preserve">and the existential quantifier (</w:delText>
+        </w:r>
+      </w:del>
+      <w:hyperlink w:anchor="def-existential-quantifier">
+        <w:del w:id="104" w:author="PR Preview" w:date="2026-01-01T00:00:00Z">
+          <w:r>
+            <w:rPr>
+              <w:rStyle w:val="Hyperlink"/>
+            </w:rPr>
+            <w:delText xml:space="preserve">Definition 11</w:delText>
+          </w:r>
+        </w:del>
+      </w:hyperlink>
+      <w:del w:id="105" w:author="PR Preview" w:date="2026-01-01T00:00:00Z">
+        <w:r>
+          <w:delText xml:space="preserve">).</w:delText>
+        </w:r>
+      </w:del>
+    </w:p>
+    <w:p>
+      <w:pPr>
+        <w:pStyle w:val="FirstParagraph"/>
+      </w:pPr>
+      <w:ins w:id="106" w:author="PR Preview" w:date="2026-01-01T00:00:00Z">
         <w:r>
           <w:rPr>
-            <w:rStyle w:val="Hyperlink"/>
+            <w:b/>
+            <w:bCs/>
           </w:rPr>
-          <w:t xml:space="preserve">Definition 10</w:t>
+          <w:t xml:space="preserve">Definition 9 (Quantifier)</w:t>
         </w:r>
-      </w:hyperlink>
-      <w:r>
-        <w:t xml:space="preserve">)</w:t>
-      </w:r>
-      <w:r>
-        <w:t xml:space="preserve"> </w:t>
-      </w:r>
-      <w:r>
-        <w:t xml:space="preserve">and the existential quantifier (</w:t>
-      </w:r>
-      <w:hyperlink w:anchor="def-existential-quantifier">
+      </w:ins>
+      <w:ins w:id="107" w:author="PR Preview" w:date="2026-01-01T00:00:00Z">
+        <w:r>
+          <w:t xml:space="preserve"> </w:t>
+        </w:r>
+      </w:ins>
+      <w:ins w:id="108" w:author="PR Preview" w:date="2026-01-01T00:00:00Z">
+        <w:r>
+          <w:t xml:space="preserve">A</w:t>
+        </w:r>
+      </w:ins>
+      <w:ins w:id="109" w:author="PR Preview" w:date="2026-01-01T00:00:00Z">
+        <w:r>
+          <w:t xml:space="preserve"> </w:t>
+        </w:r>
+      </w:ins>
+      <w:ins w:id="110" w:author="PR Preview" w:date="2026-01-01T00:00:00Z">
         <w:r>
           <w:rPr>
-            <w:rStyle w:val="Hyperlink"/>
+            <w:b/>
+            <w:bCs/>
           </w:rPr>
-          <w:t xml:space="preserve">Definition 11</w:t>
+          <w:t xml:space="preserve">quantifier</w:t>
         </w:r>
+      </w:ins>
+      <w:ins w:id="111" w:author="PR Preview" w:date="2026-01-01T00:00:00Z">
+        <w:r>
+          <w:t xml:space="preserve"> </w:t>
+        </w:r>
+      </w:ins>
+      <w:ins w:id="112" w:author="PR Preview" w:date="2026-01-01T00:00:00Z">
+        <w:r>
+          <w:t xml:space="preserve">[9]</w:t>
+        </w:r>
+      </w:ins>
+      <w:ins w:id="113" w:author="PR Preview" w:date="2026-01-01T00:00:00Z">
+        <w:r>
+          <w:t xml:space="preserve"> </w:t>
+        </w:r>
+      </w:ins>
+      <w:ins w:id="114" w:author="PR Preview" w:date="2026-01-01T00:00:00Z">
+        <w:r>
+          <w:t xml:space="preserve">turns a predicate</w:t>
+        </w:r>
+      </w:ins>
+      <w:ins w:id="115" w:author="PR Preview" w:date="2026-01-01T00:00:00Z">
+        <w:r>
+          <w:t xml:space="preserve"> </w:t>
+        </w:r>
+      </w:ins>
+      <m:oMath>
+        <m:r>
+          <m:t>P</m:t>
+        </m:r>
+        <m:r>
+          <m:rPr>
+            <m:sty m:val="p"/>
+          </m:rPr>
+          <m:t>(</m:t>
+        </m:r>
+        <m:r>
+          <m:t>x</m:t>
+        </m:r>
+        <m:r>
+          <m:rPr>
+            <m:sty m:val="p"/>
+          </m:rPr>
+          <m:t>)</m:t>
+        </m:r>
+      </m:oMath>
+      <w:ins w:id="116" w:author="PR Preview" w:date="2026-01-01T00:00:00Z">
+        <w:r>
+          <w:t xml:space="preserve"> </w:t>
+        </w:r>
+      </w:ins>
+      <w:ins w:id="117" w:author="PR Preview" w:date="2026-01-01T00:00:00Z">
+        <w:r>
+          <w:t xml:space="preserve">(</w:t>
+        </w:r>
+      </w:ins>
+      <w:hyperlink w:anchor="def-predicate">
+        <w:ins w:id="118" w:author="PR Preview" w:date="2026-01-01T00:00:00Z">
+          <w:r>
+            <w:rPr>
+              <w:rStyle w:val="Hyperlink"/>
+            </w:rPr>
+            <w:t xml:space="preserve">Definition 2</w:t>
+          </w:r>
+        </w:ins>
       </w:hyperlink>
-      <w:r>
-        <w:t xml:space="preserve">).</w:t>
-      </w:r>
+      <w:ins w:id="119" w:author="PR Preview" w:date="2026-01-01T00:00:00Z">
+        <w:r>
+          <w:t xml:space="preserve">)</w:t>
+        </w:r>
+      </w:ins>
+      <w:ins w:id="120" w:author="PR Preview" w:date="2026-01-01T00:00:00Z">
+        <w:r>
+          <w:t xml:space="preserve"> </w:t>
+        </w:r>
+      </w:ins>
+      <w:ins w:id="121" w:author="PR Preview" w:date="2026-01-01T00:00:00Z">
+        <w:r>
+          <w:t xml:space="preserve">about the elements</w:t>
+        </w:r>
+      </w:ins>
+      <w:ins w:id="122" w:author="PR Preview" w:date="2026-01-01T00:00:00Z">
+        <w:r>
+          <w:t xml:space="preserve"> </w:t>
+        </w:r>
+      </w:ins>
+      <m:oMath>
+        <m:r>
+          <m:t>x</m:t>
+        </m:r>
+      </m:oMath>
+      <w:ins w:id="123" w:author="PR Preview" w:date="2026-01-01T00:00:00Z">
+        <w:r>
+          <w:t xml:space="preserve"> </w:t>
+        </w:r>
+      </w:ins>
+      <w:ins w:id="124" w:author="PR Preview" w:date="2026-01-01T00:00:00Z">
+        <w:r>
+          <w:t xml:space="preserve">of a set</w:t>
+        </w:r>
+      </w:ins>
+      <w:ins w:id="125" w:author="PR Preview" w:date="2026-01-01T00:00:00Z">
+        <w:r>
+          <w:t xml:space="preserve"> </w:t>
+        </w:r>
+      </w:ins>
+      <m:oMath>
+        <m:r>
+          <m:t>S</m:t>
+        </m:r>
+      </m:oMath>
+      <w:ins w:id="126" w:author="PR Preview" w:date="2026-01-01T00:00:00Z">
+        <w:r>
+          <w:t xml:space="preserve"> </w:t>
+        </w:r>
+      </w:ins>
+      <w:ins w:id="127" w:author="PR Preview" w:date="2026-01-01T00:00:00Z">
+        <w:r>
+          <w:t xml:space="preserve">into a proposition (</w:t>
+        </w:r>
+      </w:ins>
+      <w:hyperlink w:anchor="def-proposition">
+        <w:ins w:id="128" w:author="PR Preview" w:date="2026-01-01T00:00:00Z">
+          <w:r>
+            <w:rPr>
+              <w:rStyle w:val="Hyperlink"/>
+            </w:rPr>
+            <w:t xml:space="preserve">Definition 1</w:t>
+          </w:r>
+        </w:ins>
+      </w:hyperlink>
+      <w:ins w:id="129" w:author="PR Preview" w:date="2026-01-01T00:00:00Z">
+        <w:r>
+          <w:t xml:space="preserve">).</w:t>
+        </w:r>
+      </w:ins>
+      <w:ins w:id="130" w:author="PR Preview" w:date="2026-01-01T00:00:00Z">
+        <w:r>
+          <w:t xml:space="preserve"> </w:t>
+        </w:r>
+      </w:ins>
+      <w:ins w:id="131" w:author="PR Preview" w:date="2026-01-01T00:00:00Z">
+        <w:r>
+          <w:t xml:space="preserve">There are two, each defined next:</w:t>
+        </w:r>
+      </w:ins>
+      <w:ins w:id="132" w:author="PR Preview" w:date="2026-01-01T00:00:00Z">
+        <w:r>
+          <w:t xml:space="preserve"> </w:t>
+        </w:r>
+      </w:ins>
+      <w:ins w:id="133" w:author="PR Preview" w:date="2026-01-01T00:00:00Z">
+        <w:r>
+          <w:t xml:space="preserve">the universal quantifier and the existential quantifier.</w:t>
+        </w:r>
+      </w:ins>
+      <w:ins w:id="134" w:author="PR Preview" w:date="2026-01-01T00:00:00Z">
+        <w:r>
+          <w:t xml:space="preserve"> </w:t>
+        </w:r>
+      </w:ins>
     </w:p>
     <w:bookmarkEnd w:id="26"/>
     <w:bookmarkStart w:id="27" w:name="def-universal-quantifier"/>
@@ -11595,108 +12127,267 @@
       <w:pPr>
         <w:pStyle w:val="BodyText"/>
       </w:pPr>
-      <w:r>
-        <w:rPr>
-          <w:b/>
-          <w:bCs/>
-        </w:rPr>
-        <w:t xml:space="preserve">Definition 16 (Result)</w:t>
-      </w:r>
-      <w:r>
-        <w:t xml:space="preserve"> </w:t>
-      </w:r>
-      <w:r>
-        <w:t xml:space="preserve">A</w:t>
-      </w:r>
-      <w:r>
-        <w:t xml:space="preserve"> </w:t>
-      </w:r>
-      <w:r>
-        <w:rPr>
-          <w:b/>
-          <w:bCs/>
-        </w:rPr>
-        <w:t xml:space="preserve">result</w:t>
-      </w:r>
-      <w:r>
-        <w:t xml:space="preserve"> </w:t>
-      </w:r>
-      <w:r>
-        <w:t xml:space="preserve">is a proposition (</w:t>
-      </w:r>
-      <w:hyperlink w:anchor="def-proposition">
+      <w:del w:id="135" w:author="PR Preview" w:date="2026-01-01T00:00:00Z">
         <w:r>
           <w:rPr>
-            <w:rStyle w:val="Hyperlink"/>
+            <w:b/>
+            <w:bCs/>
           </w:rPr>
-          <w:t xml:space="preserve">Definition 1</w:t>
+          <w:delText xml:space="preserve">Definition 16 (Result)</w:delText>
         </w:r>
-      </w:hyperlink>
-      <w:r>
-        <w:t xml:space="preserve">)</w:t>
-      </w:r>
-      <w:r>
-        <w:t xml:space="preserve"> </w:t>
-      </w:r>
-      <w:r>
-        <w:t xml:space="preserve">that has a proof (</w:t>
-      </w:r>
-      <w:hyperlink w:anchor="def-proof">
+      </w:del>
+      <w:del w:id="136" w:author="PR Preview" w:date="2026-01-01T00:00:00Z">
+        <w:r>
+          <w:delText xml:space="preserve"> </w:delText>
+        </w:r>
+      </w:del>
+      <w:del w:id="137" w:author="PR Preview" w:date="2026-01-01T00:00:00Z">
+        <w:r>
+          <w:delText xml:space="preserve">A</w:delText>
+        </w:r>
+      </w:del>
+      <w:del w:id="138" w:author="PR Preview" w:date="2026-01-01T00:00:00Z">
+        <w:r>
+          <w:delText xml:space="preserve"> </w:delText>
+        </w:r>
+      </w:del>
+      <w:del w:id="139" w:author="PR Preview" w:date="2026-01-01T00:00:00Z">
         <w:r>
           <w:rPr>
-            <w:rStyle w:val="Hyperlink"/>
+            <w:b/>
+            <w:bCs/>
           </w:rPr>
-          <w:t xml:space="preserve">Definition 14</w:t>
+          <w:delText xml:space="preserve">result</w:delText>
         </w:r>
+      </w:del>
+      <w:del w:id="140" w:author="PR Preview" w:date="2026-01-01T00:00:00Z">
+        <w:r>
+          <w:delText xml:space="preserve"> </w:delText>
+        </w:r>
+      </w:del>
+      <w:del w:id="141" w:author="PR Preview" w:date="2026-01-01T00:00:00Z">
+        <w:r>
+          <w:delText xml:space="preserve">is a proposition (</w:delText>
+        </w:r>
+      </w:del>
+      <w:hyperlink w:anchor="def-proposition">
+        <w:del w:id="142" w:author="PR Preview" w:date="2026-01-01T00:00:00Z">
+          <w:r>
+            <w:rPr>
+              <w:rStyle w:val="Hyperlink"/>
+            </w:rPr>
+            <w:delText xml:space="preserve">Definition 1</w:delText>
+          </w:r>
+        </w:del>
       </w:hyperlink>
-      <w:r>
-        <w:t xml:space="preserve">).</w:t>
-      </w:r>
-      <w:r>
-        <w:t xml:space="preserve"> </w:t>
-      </w:r>
-      <w:r>
-        <w:t xml:space="preserve">These notes label each result by its role:</w:t>
-      </w:r>
-      <w:r>
-        <w:t xml:space="preserve"> </w:t>
-      </w:r>
-      <w:r>
-        <w:t xml:space="preserve">as a theorem (</w:t>
-      </w:r>
+      <w:del w:id="143" w:author="PR Preview" w:date="2026-01-01T00:00:00Z">
+        <w:r>
+          <w:delText xml:space="preserve">)</w:delText>
+        </w:r>
+      </w:del>
+      <w:del w:id="144" w:author="PR Preview" w:date="2026-01-01T00:00:00Z">
+        <w:r>
+          <w:delText xml:space="preserve"> </w:delText>
+        </w:r>
+      </w:del>
+      <w:del w:id="145" w:author="PR Preview" w:date="2026-01-01T00:00:00Z">
+        <w:r>
+          <w:delText xml:space="preserve">that has a proof (</w:delText>
+        </w:r>
+      </w:del>
+      <w:hyperlink w:anchor="def-proof">
+        <w:del w:id="146" w:author="PR Preview" w:date="2026-01-01T00:00:00Z">
+          <w:r>
+            <w:rPr>
+              <w:rStyle w:val="Hyperlink"/>
+            </w:rPr>
+            <w:delText xml:space="preserve">Definition 14</w:delText>
+          </w:r>
+        </w:del>
+      </w:hyperlink>
+      <w:del w:id="147" w:author="PR Preview" w:date="2026-01-01T00:00:00Z">
+        <w:r>
+          <w:delText xml:space="preserve">).</w:delText>
+        </w:r>
+      </w:del>
+      <w:del w:id="148" w:author="PR Preview" w:date="2026-01-01T00:00:00Z">
+        <w:r>
+          <w:delText xml:space="preserve"> </w:delText>
+        </w:r>
+      </w:del>
+      <w:del w:id="149" w:author="PR Preview" w:date="2026-01-01T00:00:00Z">
+        <w:r>
+          <w:delText xml:space="preserve">These notes label each result by its role:</w:delText>
+        </w:r>
+      </w:del>
+      <w:del w:id="150" w:author="PR Preview" w:date="2026-01-01T00:00:00Z">
+        <w:r>
+          <w:delText xml:space="preserve"> </w:delText>
+        </w:r>
+      </w:del>
+      <w:del w:id="151" w:author="PR Preview" w:date="2026-01-01T00:00:00Z">
+        <w:r>
+          <w:delText xml:space="preserve">as a theorem (</w:delText>
+        </w:r>
+      </w:del>
       <w:hyperlink w:anchor="def-theorem">
+        <w:del w:id="152" w:author="PR Preview" w:date="2026-01-01T00:00:00Z">
+          <w:r>
+            <w:rPr>
+              <w:rStyle w:val="Hyperlink"/>
+            </w:rPr>
+            <w:delText xml:space="preserve">Definition 17</w:delText>
+          </w:r>
+        </w:del>
+      </w:hyperlink>
+      <w:del w:id="153" w:author="PR Preview" w:date="2026-01-01T00:00:00Z">
+        <w:r>
+          <w:delText xml:space="preserve">), a lemma (</w:delText>
+        </w:r>
+      </w:del>
+      <w:hyperlink w:anchor="def-lemma">
+        <w:del w:id="154" w:author="PR Preview" w:date="2026-01-01T00:00:00Z">
+          <w:r>
+            <w:rPr>
+              <w:rStyle w:val="Hyperlink"/>
+            </w:rPr>
+            <w:delText xml:space="preserve">Definition 18</w:delText>
+          </w:r>
+        </w:del>
+      </w:hyperlink>
+      <w:del w:id="155" w:author="PR Preview" w:date="2026-01-01T00:00:00Z">
+        <w:r>
+          <w:delText xml:space="preserve">), or a corollary (</w:delText>
+        </w:r>
+      </w:del>
+      <w:hyperlink w:anchor="def-corollary">
+        <w:del w:id="156" w:author="PR Preview" w:date="2026-01-01T00:00:00Z">
+          <w:r>
+            <w:rPr>
+              <w:rStyle w:val="Hyperlink"/>
+            </w:rPr>
+            <w:delText xml:space="preserve">Definition 19</w:delText>
+          </w:r>
+        </w:del>
+      </w:hyperlink>
+      <w:del w:id="157" w:author="PR Preview" w:date="2026-01-01T00:00:00Z">
+        <w:r>
+          <w:delText xml:space="preserve">).</w:delText>
+        </w:r>
+      </w:del>
+    </w:p>
+    <w:p>
+      <w:pPr>
+        <w:pStyle w:val="BodyText"/>
+      </w:pPr>
+      <w:ins w:id="158" w:author="PR Preview" w:date="2026-01-01T00:00:00Z">
         <w:r>
           <w:rPr>
-            <w:rStyle w:val="Hyperlink"/>
+            <w:b/>
+            <w:bCs/>
           </w:rPr>
-          <w:t xml:space="preserve">Definition 17</w:t>
+          <w:t xml:space="preserve">Definition 16 (Result)</w:t>
         </w:r>
-      </w:hyperlink>
-      <w:r>
-        <w:t xml:space="preserve">), a lemma (</w:t>
-      </w:r>
-      <w:hyperlink w:anchor="def-lemma">
+      </w:ins>
+      <w:ins w:id="159" w:author="PR Preview" w:date="2026-01-01T00:00:00Z">
+        <w:r>
+          <w:t xml:space="preserve"> </w:t>
+        </w:r>
+      </w:ins>
+      <w:ins w:id="160" w:author="PR Preview" w:date="2026-01-01T00:00:00Z">
+        <w:r>
+          <w:t xml:space="preserve">A</w:t>
+        </w:r>
+      </w:ins>
+      <w:ins w:id="161" w:author="PR Preview" w:date="2026-01-01T00:00:00Z">
+        <w:r>
+          <w:t xml:space="preserve"> </w:t>
+        </w:r>
+      </w:ins>
+      <w:ins w:id="162" w:author="PR Preview" w:date="2026-01-01T00:00:00Z">
         <w:r>
           <w:rPr>
-            <w:rStyle w:val="Hyperlink"/>
+            <w:b/>
+            <w:bCs/>
           </w:rPr>
-          <w:t xml:space="preserve">Definition 18</w:t>
+          <w:t xml:space="preserve">result</w:t>
         </w:r>
+      </w:ins>
+      <w:ins w:id="163" w:author="PR Preview" w:date="2026-01-01T00:00:00Z">
+        <w:r>
+          <w:t xml:space="preserve"> </w:t>
+        </w:r>
+      </w:ins>
+      <w:ins w:id="164" w:author="PR Preview" w:date="2026-01-01T00:00:00Z">
+        <w:r>
+          <w:t xml:space="preserve">is a proposition (</w:t>
+        </w:r>
+      </w:ins>
+      <w:hyperlink w:anchor="def-proposition">
+        <w:ins w:id="165" w:author="PR Preview" w:date="2026-01-01T00:00:00Z">
+          <w:r>
+            <w:rPr>
+              <w:rStyle w:val="Hyperlink"/>
+            </w:rPr>
+            <w:t xml:space="preserve">Definition 1</w:t>
+          </w:r>
+        </w:ins>
       </w:hyperlink>
-      <w:r>
-        <w:t xml:space="preserve">), or a corollary (</w:t>
-      </w:r>
-      <w:hyperlink w:anchor="def-corollary">
+      <w:ins w:id="166" w:author="PR Preview" w:date="2026-01-01T00:00:00Z">
         <w:r>
-          <w:rPr>
-            <w:rStyle w:val="Hyperlink"/>
-          </w:rPr>
-          <w:t xml:space="preserve">Definition 19</w:t>
+          <w:t xml:space="preserve">)</w:t>
         </w:r>
+      </w:ins>
+      <w:ins w:id="167" w:author="PR Preview" w:date="2026-01-01T00:00:00Z">
+        <w:r>
+          <w:t xml:space="preserve"> </w:t>
+        </w:r>
+      </w:ins>
+      <w:ins w:id="168" w:author="PR Preview" w:date="2026-01-01T00:00:00Z">
+        <w:r>
+          <w:t xml:space="preserve">that has a proof (</w:t>
+        </w:r>
+      </w:ins>
+      <w:hyperlink w:anchor="def-proof">
+        <w:ins w:id="169" w:author="PR Preview" w:date="2026-01-01T00:00:00Z">
+          <w:r>
+            <w:rPr>
+              <w:rStyle w:val="Hyperlink"/>
+            </w:rPr>
+            <w:t xml:space="preserve">Definition 14</w:t>
+          </w:r>
+        </w:ins>
       </w:hyperlink>
-      <w:r>
-        <w:t xml:space="preserve">).</w:t>
-      </w:r>
+      <w:ins w:id="170" w:author="PR Preview" w:date="2026-01-01T00:00:00Z">
+        <w:r>
+          <w:t xml:space="preserve">).</w:t>
+        </w:r>
+      </w:ins>
+      <w:ins w:id="171" w:author="PR Preview" w:date="2026-01-01T00:00:00Z">
+        <w:r>
+          <w:t xml:space="preserve"> </w:t>
+        </w:r>
+      </w:ins>
+      <w:ins w:id="172" w:author="PR Preview" w:date="2026-01-01T00:00:00Z">
+        <w:r>
+          <w:t xml:space="preserve">These notes label each result by its role:</w:t>
+        </w:r>
+      </w:ins>
+      <w:ins w:id="173" w:author="PR Preview" w:date="2026-01-01T00:00:00Z">
+        <w:r>
+          <w:t xml:space="preserve"> </w:t>
+        </w:r>
+      </w:ins>
+      <w:ins w:id="174" w:author="PR Preview" w:date="2026-01-01T00:00:00Z">
+        <w:r>
+          <w:t xml:space="preserve">as a theorem, a lemma, or a corollary, each defined next.</w:t>
+        </w:r>
+      </w:ins>
+      <w:ins w:id="175" w:author="PR Preview" w:date="2026-01-01T00:00:00Z">
+        <w:r>
+          <w:t xml:space="preserve"> </w:t>
+        </w:r>
+      </w:ins>
     </w:p>
     <w:bookmarkEnd w:id="51"/>
     <w:bookmarkStart w:id="52" w:name="exm-result"/>
